--- a/data/corpus/docx/webhooks-guide.docx
+++ b/data/corpus/docx/webhooks-guide.docx
@@ -37,7 +37,7 @@
     </w:p>
     <w:p>
       <w:r>
-        <w:t>last_updated: 2026-09-06</w:t>
+        <w:t>last_updated: 2026-09-12</w:t>
       </w:r>
     </w:p>
     <w:p>
